--- a/docs/formation/Dossier_validation_climat_lot2.docx
+++ b/docs/formation/Dossier_validation_climat_lot2.docx
@@ -60,7 +60,7 @@
         <w:t xml:space="preserve"/>
       </w:r>
       <w:r>
-        <w:t xml:space="preserve">Valider les règles et les paramètres du lot 2, puis autoriser leur activation, après alignement de l’outil Excel de référence.</w:t>
+        <w:t xml:space="preserve">Valider les règles et les paramètres du lot 2, puis autoriser leur activation. L’outil Excel de référence est désormais aligné (version 4).</w:t>
       </w:r>
       <w:r>
         <w:br/>
@@ -5580,10 +5580,10 @@
           <w:b/>
           <w:bCs/>
         </w:rPr>
-        <w:t xml:space="preserve">Outil Excel : </w:t>
+        <w:t xml:space="preserve">Outil Excel : aligné. </w:t>
       </w:r>
       <w:r>
-        <w:t xml:space="preserve">intégrer les mêmes règles à l’outil de référence et recalculer les 18 cas ; la concordance web / Excel n’est garantie aujourd’hui qu’avec le lot 2 inactif.</w:t>
+        <w:t xml:space="preserve">La version 4 de l’outil de référence (Outil_Scoring_PF_V8_v4) intègre le volet climatique : section climat de chaque dossier et lot 2 activable dans l’onglet Paramètres, inactif par défaut comme dans l’outil web.</w:t>
       </w:r>
     </w:p>
     <w:p>
@@ -5648,6 +5648,22 @@
     </w:p>
     <w:p>
       <w:pPr>
+        <w:spacing w:after="140" w:before="120" w:line="300"/>
+      </w:pPr>
+      <w:r>
+        <w:rPr>
+          <w:b/>
+          <w:bCs/>
+          <w:color w:val="5A3A1E"/>
+        </w:rPr>
+        <w:t xml:space="preserve">Vérifications. </w:t>
+      </w:r>
+      <w:r>
+        <w:t xml:space="preserve">La concordance entre l’outil web et l’outil Excel version 4 a été vérifiée sur les 18 cas de test, lot 2 inactif puis actif : mêmes notes, mêmes plafonds, même N2. Les tests automatisés du moteur couvrent le volet climatique : règles du lot 2 (paramètre inactif par défaut, poids de D9, C11 selon l’adaptation, C16, C17, contrôles de saisie, case du bloc 2 conservée sans fiche) et impact sur les 18 cas (seule la note de l’huilerie change) ; l’ensemble des 129 tests du modèle PF passe.</w:t>
+      </w:r>
+    </w:p>
+    <w:p>
+      <w:pPr>
         <w:pStyle w:val="Heading1"/>
       </w:pPr>
       <w:r>
@@ -5677,7 +5693,7 @@
         <w:spacing w:after="70" w:line="290"/>
       </w:pPr>
       <w:r>
-        <w:t xml:space="preserve">Autoriser l’activation dans le paramétrage, une fois l’outil Excel aligné.</w:t>
+        <w:t xml:space="preserve">Autoriser l’activation dans le paramétrage (outil web) et dans l’onglet Paramètres de l’outil Excel version 4.</w:t>
       </w:r>
     </w:p>
     <w:p>
